--- a/files/interview_commentary.docx
+++ b/files/interview_commentary.docx
@@ -4,14 +4,30 @@
   <w:body>
     <w:p>
       <w:pPr>
-        <w:jc w:val="both"/>
+        <w:keepNext w:val="0"/>
+        <w:keepLines w:val="0"/>
+        <w:pageBreakBefore w:val="0"/>
+        <w:widowControl w:val="0"/>
+        <w:kinsoku/>
+        <w:wordWrap/>
+        <w:overflowPunct/>
+        <w:topLinePunct w:val="0"/>
+        <w:autoSpaceDE/>
+        <w:autoSpaceDN/>
+        <w:bidi w:val="0"/>
+        <w:adjustRightInd/>
+        <w:snapToGrid/>
+        <w:spacing w:line="312" w:lineRule="auto"/>
+        <w:jc w:val="both"/>
+        <w:textAlignment w:val="auto"/>
         <w:rPr>
           <w:rFonts w:eastAsia="宋体"/>
           <w:b/>
           <w:i w:val="0"/>
           <w:strike w:val="0"/>
           <w:color w:val="auto"/>
-          <w:sz w:val="28"/>
+          <w:sz w:val="24"/>
+          <w:szCs w:val="24"/>
           <w:u w:val="none"/>
         </w:rPr>
       </w:pPr>
@@ -22,7 +38,8 @@
           <w:i w:val="0"/>
           <w:strike w:val="0"/>
           <w:color w:val="auto"/>
-          <w:sz w:val="28"/>
+          <w:sz w:val="24"/>
+          <w:szCs w:val="24"/>
           <w:u w:val="none"/>
         </w:rPr>
         <w:t>1. 职业健康挑战</w:t>
@@ -30,7 +47,22 @@
     </w:p>
     <w:p>
       <w:pPr>
+        <w:keepNext w:val="0"/>
+        <w:keepLines w:val="0"/>
+        <w:pageBreakBefore w:val="0"/>
+        <w:widowControl w:val="0"/>
+        <w:kinsoku/>
+        <w:wordWrap/>
+        <w:overflowPunct/>
+        <w:topLinePunct w:val="0"/>
+        <w:autoSpaceDE/>
+        <w:autoSpaceDN/>
+        <w:bidi w:val="0"/>
+        <w:adjustRightInd/>
+        <w:snapToGrid/>
+        <w:spacing w:line="312" w:lineRule="auto"/>
         <w:ind w:leftChars="0" w:firstLine="480" w:firstLineChars="200"/>
+        <w:textAlignment w:val="auto"/>
         <w:rPr>
           <w:rFonts w:eastAsia="宋体" w:asciiTheme="minorHAnsi" w:hAnsiTheme="minorHAnsi" w:cstheme="minorBidi"/>
           <w:b w:val="0"/>
@@ -62,7 +94,22 @@
     </w:p>
     <w:p>
       <w:pPr>
+        <w:keepNext w:val="0"/>
+        <w:keepLines w:val="0"/>
+        <w:pageBreakBefore w:val="0"/>
+        <w:widowControl w:val="0"/>
+        <w:kinsoku/>
+        <w:wordWrap/>
+        <w:overflowPunct/>
+        <w:topLinePunct w:val="0"/>
+        <w:autoSpaceDE/>
+        <w:autoSpaceDN/>
+        <w:bidi w:val="0"/>
+        <w:adjustRightInd/>
+        <w:snapToGrid/>
+        <w:spacing w:line="312" w:lineRule="auto"/>
         <w:ind w:leftChars="0" w:firstLine="480" w:firstLineChars="200"/>
+        <w:textAlignment w:val="auto"/>
         <w:rPr>
           <w:rFonts w:eastAsia="宋体" w:asciiTheme="minorHAnsi" w:hAnsiTheme="minorHAnsi" w:cstheme="minorBidi"/>
           <w:b w:val="0"/>
@@ -94,7 +141,22 @@
     </w:p>
     <w:p>
       <w:pPr>
+        <w:keepNext w:val="0"/>
+        <w:keepLines w:val="0"/>
+        <w:pageBreakBefore w:val="0"/>
+        <w:widowControl w:val="0"/>
+        <w:kinsoku/>
+        <w:wordWrap/>
+        <w:overflowPunct/>
+        <w:topLinePunct w:val="0"/>
+        <w:autoSpaceDE/>
+        <w:autoSpaceDN/>
+        <w:bidi w:val="0"/>
+        <w:adjustRightInd/>
+        <w:snapToGrid/>
+        <w:spacing w:line="312" w:lineRule="auto"/>
         <w:ind w:leftChars="0" w:firstLine="480" w:firstLineChars="200"/>
+        <w:textAlignment w:val="auto"/>
         <w:rPr>
           <w:rFonts w:eastAsia="宋体" w:asciiTheme="minorHAnsi" w:hAnsiTheme="minorHAnsi" w:cstheme="minorBidi"/>
           <w:b w:val="0"/>
@@ -126,8 +188,22 @@
     </w:p>
     <w:p>
       <w:pPr>
-        <w:widowControl w:val="0"/>
-        <w:jc w:val="both"/>
+        <w:keepNext w:val="0"/>
+        <w:keepLines w:val="0"/>
+        <w:pageBreakBefore w:val="0"/>
+        <w:widowControl w:val="0"/>
+        <w:kinsoku/>
+        <w:wordWrap/>
+        <w:overflowPunct/>
+        <w:topLinePunct w:val="0"/>
+        <w:autoSpaceDE/>
+        <w:autoSpaceDN/>
+        <w:bidi w:val="0"/>
+        <w:adjustRightInd/>
+        <w:snapToGrid/>
+        <w:spacing w:line="312" w:lineRule="auto"/>
+        <w:jc w:val="both"/>
+        <w:textAlignment w:val="auto"/>
         <w:rPr>
           <w:rFonts w:eastAsia="宋体" w:asciiTheme="minorHAnsi" w:hAnsiTheme="minorHAnsi" w:cstheme="minorBidi"/>
           <w:b/>
@@ -135,7 +211,7 @@
           <w:strike w:val="0"/>
           <w:color w:val="auto"/>
           <w:kern w:val="2"/>
-          <w:sz w:val="28"/>
+          <w:sz w:val="24"/>
           <w:szCs w:val="24"/>
           <w:u w:val="none"/>
           <w:lang w:val="en-US" w:eastAsia="zh-CN" w:bidi="ar-SA"/>
@@ -149,7 +225,7 @@
           <w:strike w:val="0"/>
           <w:color w:val="auto"/>
           <w:kern w:val="2"/>
-          <w:sz w:val="28"/>
+          <w:sz w:val="24"/>
           <w:szCs w:val="24"/>
           <w:u w:val="none"/>
           <w:lang w:val="en-US" w:eastAsia="zh-CN" w:bidi="ar-SA"/>
@@ -159,58 +235,70 @@
     </w:p>
     <w:p>
       <w:pPr>
+        <w:keepNext w:val="0"/>
+        <w:keepLines w:val="0"/>
+        <w:pageBreakBefore w:val="0"/>
+        <w:widowControl w:val="0"/>
+        <w:kinsoku/>
+        <w:wordWrap/>
+        <w:overflowPunct/>
+        <w:topLinePunct w:val="0"/>
+        <w:autoSpaceDE/>
+        <w:autoSpaceDN/>
+        <w:bidi w:val="0"/>
+        <w:adjustRightInd/>
+        <w:snapToGrid/>
+        <w:spacing w:line="312" w:lineRule="auto"/>
         <w:ind w:leftChars="0" w:firstLine="480" w:firstLineChars="200"/>
-        <w:rPr>
-          <w:rFonts w:eastAsia="宋体" w:asciiTheme="minorHAnsi" w:hAnsiTheme="minorHAnsi" w:cstheme="minorBidi"/>
-          <w:b w:val="0"/>
-          <w:i w:val="0"/>
-          <w:strike w:val="0"/>
-          <w:color w:val="auto"/>
-          <w:kern w:val="2"/>
-          <w:sz w:val="24"/>
-          <w:szCs w:val="24"/>
-          <w:u w:val="none"/>
-          <w:lang w:val="en-US" w:eastAsia="zh-CN" w:bidi="ar-SA"/>
-        </w:rPr>
-      </w:pPr>
-      <w:r>
-        <w:rPr>
-          <w:rFonts w:eastAsia="宋体" w:asciiTheme="minorHAnsi" w:hAnsiTheme="minorHAnsi" w:cstheme="minorBidi"/>
-          <w:b w:val="0"/>
-          <w:i w:val="0"/>
-          <w:strike w:val="0"/>
-          <w:color w:val="auto"/>
-          <w:kern w:val="2"/>
-          <w:sz w:val="24"/>
-          <w:szCs w:val="24"/>
-          <w:u w:val="none"/>
-          <w:lang w:val="en-US" w:eastAsia="zh-CN" w:bidi="ar-SA"/>
-        </w:rPr>
-        <w:t>对身体耐受的“习得性适应”： 叔叔认为工</w:t>
-      </w:r>
-      <w:bookmarkStart w:id="0" w:name="_GoBack"/>
-      <w:bookmarkEnd w:id="0"/>
-      <w:r>
-        <w:rPr>
-          <w:rFonts w:eastAsia="宋体" w:asciiTheme="minorHAnsi" w:hAnsiTheme="minorHAnsi" w:cstheme="minorBidi"/>
-          <w:b w:val="0"/>
-          <w:i w:val="0"/>
-          <w:strike w:val="0"/>
-          <w:color w:val="auto"/>
-          <w:kern w:val="2"/>
-          <w:sz w:val="24"/>
-          <w:szCs w:val="24"/>
-          <w:u w:val="none"/>
-          <w:lang w:val="en-US" w:eastAsia="zh-CN" w:bidi="ar-SA"/>
-        </w:rPr>
-        <w:t>作“还算可以”、“差不多的”，将个别时期的身体劳累和慢性的颈椎病痛视为保洁工作自然而然的代价，就医后听闻手术不划算便选择借助简易按摩器自我缓解。</w:t>
-      </w:r>
-    </w:p>
-    <w:p>
-      <w:pPr>
-        <w:widowControl w:val="0"/>
+        <w:textAlignment w:val="auto"/>
+        <w:rPr>
+          <w:rFonts w:eastAsia="宋体" w:asciiTheme="minorHAnsi" w:hAnsiTheme="minorHAnsi" w:cstheme="minorBidi"/>
+          <w:b w:val="0"/>
+          <w:i w:val="0"/>
+          <w:strike w:val="0"/>
+          <w:color w:val="auto"/>
+          <w:kern w:val="2"/>
+          <w:sz w:val="24"/>
+          <w:szCs w:val="24"/>
+          <w:u w:val="none"/>
+          <w:lang w:val="en-US" w:eastAsia="zh-CN" w:bidi="ar-SA"/>
+        </w:rPr>
+      </w:pPr>
+      <w:r>
+        <w:rPr>
+          <w:rFonts w:eastAsia="宋体" w:asciiTheme="minorHAnsi" w:hAnsiTheme="minorHAnsi" w:cstheme="minorBidi"/>
+          <w:b w:val="0"/>
+          <w:i w:val="0"/>
+          <w:strike w:val="0"/>
+          <w:color w:val="auto"/>
+          <w:kern w:val="2"/>
+          <w:sz w:val="24"/>
+          <w:szCs w:val="24"/>
+          <w:u w:val="none"/>
+          <w:lang w:val="en-US" w:eastAsia="zh-CN" w:bidi="ar-SA"/>
+        </w:rPr>
+        <w:t>对身体耐受的“习得性适应”： 叔叔认为工作“还算可以”、“差不多的”，将个别时期的身体劳累和慢性的颈椎病痛视为保洁工作自然而然的代价，就医后听闻手术不划算便选择借助简易按摩器自我缓解。</w:t>
+      </w:r>
+    </w:p>
+    <w:p>
+      <w:pPr>
+        <w:keepNext w:val="0"/>
+        <w:keepLines w:val="0"/>
+        <w:pageBreakBefore w:val="0"/>
+        <w:widowControl w:val="0"/>
+        <w:kinsoku/>
+        <w:wordWrap/>
+        <w:overflowPunct/>
+        <w:topLinePunct w:val="0"/>
+        <w:autoSpaceDE/>
+        <w:autoSpaceDN/>
+        <w:bidi w:val="0"/>
+        <w:adjustRightInd/>
+        <w:snapToGrid/>
+        <w:spacing w:line="312" w:lineRule="auto"/>
         <w:ind w:leftChars="0" w:firstLine="480" w:firstLineChars="200"/>
         <w:jc w:val="both"/>
+        <w:textAlignment w:val="auto"/>
         <w:rPr>
           <w:rFonts w:eastAsia="宋体" w:asciiTheme="minorHAnsi" w:hAnsiTheme="minorHAnsi" w:cstheme="minorBidi"/>
           <w:b/>
@@ -218,7 +306,7 @@
           <w:strike w:val="0"/>
           <w:color w:val="auto"/>
           <w:kern w:val="2"/>
-          <w:sz w:val="28"/>
+          <w:sz w:val="24"/>
           <w:szCs w:val="24"/>
           <w:u w:val="none"/>
           <w:lang w:val="en-US" w:eastAsia="zh-CN" w:bidi="ar-SA"/>
@@ -242,8 +330,22 @@
     </w:p>
     <w:p>
       <w:pPr>
-        <w:widowControl w:val="0"/>
-        <w:jc w:val="both"/>
+        <w:keepNext w:val="0"/>
+        <w:keepLines w:val="0"/>
+        <w:pageBreakBefore w:val="0"/>
+        <w:widowControl w:val="0"/>
+        <w:kinsoku/>
+        <w:wordWrap/>
+        <w:overflowPunct/>
+        <w:topLinePunct w:val="0"/>
+        <w:autoSpaceDE/>
+        <w:autoSpaceDN/>
+        <w:bidi w:val="0"/>
+        <w:adjustRightInd/>
+        <w:snapToGrid/>
+        <w:spacing w:line="312" w:lineRule="auto"/>
+        <w:jc w:val="both"/>
+        <w:textAlignment w:val="auto"/>
         <w:rPr>
           <w:rFonts w:hint="default" w:eastAsia="宋体" w:asciiTheme="minorHAnsi" w:hAnsiTheme="minorHAnsi" w:cstheme="minorBidi"/>
           <w:b/>
@@ -251,7 +353,7 @@
           <w:strike w:val="0"/>
           <w:color w:val="auto"/>
           <w:kern w:val="2"/>
-          <w:sz w:val="28"/>
+          <w:sz w:val="24"/>
           <w:szCs w:val="24"/>
           <w:u w:val="none"/>
           <w:lang w:val="en-US" w:eastAsia="zh-CN" w:bidi="ar-SA"/>
@@ -265,7 +367,7 @@
           <w:strike w:val="0"/>
           <w:color w:val="auto"/>
           <w:kern w:val="2"/>
-          <w:sz w:val="28"/>
+          <w:sz w:val="24"/>
           <w:szCs w:val="24"/>
           <w:u w:val="none"/>
           <w:lang w:val="en-US" w:eastAsia="zh-CN" w:bidi="ar-SA"/>
@@ -275,9 +377,23 @@
     </w:p>
     <w:p>
       <w:pPr>
-        <w:widowControl w:val="0"/>
+        <w:keepNext w:val="0"/>
+        <w:keepLines w:val="0"/>
+        <w:pageBreakBefore w:val="0"/>
+        <w:widowControl w:val="0"/>
+        <w:kinsoku/>
+        <w:wordWrap/>
+        <w:overflowPunct/>
+        <w:topLinePunct w:val="0"/>
+        <w:autoSpaceDE/>
+        <w:autoSpaceDN/>
+        <w:bidi w:val="0"/>
+        <w:adjustRightInd/>
+        <w:snapToGrid/>
+        <w:spacing w:line="312" w:lineRule="auto"/>
         <w:ind w:leftChars="0" w:firstLine="480" w:firstLineChars="200"/>
         <w:jc w:val="both"/>
+        <w:textAlignment w:val="auto"/>
         <w:rPr>
           <w:rFonts w:eastAsia="宋体" w:asciiTheme="minorHAnsi" w:hAnsiTheme="minorHAnsi" w:cstheme="minorBidi"/>
           <w:b w:val="0"/>
@@ -309,8 +425,22 @@
     </w:p>
     <w:p>
       <w:pPr>
-        <w:widowControl w:val="0"/>
-        <w:jc w:val="both"/>
+        <w:keepNext w:val="0"/>
+        <w:keepLines w:val="0"/>
+        <w:pageBreakBefore w:val="0"/>
+        <w:widowControl w:val="0"/>
+        <w:kinsoku/>
+        <w:wordWrap/>
+        <w:overflowPunct/>
+        <w:topLinePunct w:val="0"/>
+        <w:autoSpaceDE/>
+        <w:autoSpaceDN/>
+        <w:bidi w:val="0"/>
+        <w:adjustRightInd/>
+        <w:snapToGrid/>
+        <w:spacing w:line="312" w:lineRule="auto"/>
+        <w:jc w:val="both"/>
+        <w:textAlignment w:val="auto"/>
         <w:rPr>
           <w:rFonts w:eastAsia="宋体" w:asciiTheme="minorHAnsi" w:hAnsiTheme="minorHAnsi" w:cstheme="minorBidi"/>
           <w:b/>
@@ -334,8 +464,8 @@
           <w:strike w:val="0"/>
           <w:color w:val="auto"/>
           <w:kern w:val="2"/>
-          <w:sz w:val="28"/>
-          <w:szCs w:val="28"/>
+          <w:sz w:val="24"/>
+          <w:szCs w:val="24"/>
           <w:u w:val="none"/>
           <w:lang w:val="en-US" w:eastAsia="zh-CN" w:bidi="ar-SA"/>
         </w:rPr>
@@ -350,8 +480,8 @@
           <w:strike w:val="0"/>
           <w:color w:val="auto"/>
           <w:kern w:val="2"/>
-          <w:sz w:val="28"/>
-          <w:szCs w:val="28"/>
+          <w:sz w:val="24"/>
+          <w:szCs w:val="24"/>
           <w:u w:val="none"/>
           <w:lang w:val="en-US" w:eastAsia="zh-CN" w:bidi="ar-SA"/>
         </w:rPr>
@@ -360,9 +490,23 @@
     </w:p>
     <w:p>
       <w:pPr>
-        <w:widowControl w:val="0"/>
+        <w:keepNext w:val="0"/>
+        <w:keepLines w:val="0"/>
+        <w:pageBreakBefore w:val="0"/>
+        <w:widowControl w:val="0"/>
+        <w:kinsoku/>
+        <w:wordWrap/>
+        <w:overflowPunct/>
+        <w:topLinePunct w:val="0"/>
+        <w:autoSpaceDE/>
+        <w:autoSpaceDN/>
+        <w:bidi w:val="0"/>
+        <w:adjustRightInd/>
+        <w:snapToGrid/>
+        <w:spacing w:line="312" w:lineRule="auto"/>
         <w:ind w:leftChars="0" w:firstLine="480" w:firstLineChars="200"/>
         <w:jc w:val="both"/>
+        <w:textAlignment w:val="auto"/>
         <w:rPr>
           <w:rFonts w:eastAsia="宋体" w:asciiTheme="minorHAnsi" w:hAnsiTheme="minorHAnsi" w:cstheme="minorBidi"/>
           <w:b w:val="0"/>
@@ -394,9 +538,23 @@
     </w:p>
     <w:p>
       <w:pPr>
-        <w:widowControl w:val="0"/>
+        <w:keepNext w:val="0"/>
+        <w:keepLines w:val="0"/>
+        <w:pageBreakBefore w:val="0"/>
+        <w:widowControl w:val="0"/>
+        <w:kinsoku/>
+        <w:wordWrap/>
+        <w:overflowPunct/>
+        <w:topLinePunct w:val="0"/>
+        <w:autoSpaceDE/>
+        <w:autoSpaceDN/>
+        <w:bidi w:val="0"/>
+        <w:adjustRightInd/>
+        <w:snapToGrid/>
+        <w:spacing w:line="312" w:lineRule="auto"/>
         <w:ind w:leftChars="0" w:firstLine="480" w:firstLineChars="200"/>
         <w:jc w:val="both"/>
+        <w:textAlignment w:val="auto"/>
         <w:rPr>
           <w:rFonts w:eastAsia="宋体" w:asciiTheme="minorHAnsi" w:hAnsiTheme="minorHAnsi" w:cstheme="minorBidi"/>
           <w:b w:val="0"/>
@@ -548,9 +706,52 @@
     </w:p>
     <w:p>
       <w:pPr>
-        <w:widowControl w:val="0"/>
+        <w:keepNext w:val="0"/>
+        <w:keepLines w:val="0"/>
+        <w:pageBreakBefore w:val="0"/>
+        <w:widowControl w:val="0"/>
+        <w:kinsoku/>
+        <w:wordWrap/>
+        <w:overflowPunct/>
+        <w:topLinePunct w:val="0"/>
+        <w:autoSpaceDE/>
+        <w:autoSpaceDN/>
+        <w:bidi w:val="0"/>
+        <w:adjustRightInd/>
+        <w:snapToGrid/>
+        <w:spacing w:line="312" w:lineRule="auto"/>
         <w:ind w:leftChars="0" w:firstLine="480" w:firstLineChars="200"/>
         <w:jc w:val="both"/>
+        <w:textAlignment w:val="auto"/>
+        <w:rPr>
+          <w:rFonts w:eastAsia="宋体" w:asciiTheme="minorHAnsi" w:hAnsiTheme="minorHAnsi" w:cstheme="minorBidi"/>
+          <w:b w:val="0"/>
+          <w:i w:val="0"/>
+          <w:strike w:val="0"/>
+          <w:color w:val="auto"/>
+          <w:kern w:val="2"/>
+          <w:sz w:val="24"/>
+          <w:szCs w:val="24"/>
+          <w:u w:val="none"/>
+          <w:lang w:val="en-US" w:eastAsia="zh-CN" w:bidi="ar-SA"/>
+        </w:rPr>
+      </w:pPr>
+      <w:r>
+        <w:rPr>
+          <w:rFonts w:eastAsia="宋体" w:asciiTheme="minorHAnsi" w:hAnsiTheme="minorHAnsi" w:cstheme="minorBidi"/>
+          <w:b w:val="0"/>
+          <w:i w:val="0"/>
+          <w:strike w:val="0"/>
+          <w:color w:val="auto"/>
+          <w:kern w:val="2"/>
+          <w:sz w:val="24"/>
+          <w:szCs w:val="24"/>
+          <w:u w:val="none"/>
+          <w:lang w:val="en-US" w:eastAsia="zh-CN" w:bidi="ar-SA"/>
+        </w:rPr>
+        <w:t>职业流行病学与累积暴露 (Occupational Epidemiology &amp; Cumulative Exposure)</w:t>
+      </w:r>
+      <w:r>
         <w:rPr>
           <w:rFonts w:hint="eastAsia" w:eastAsia="宋体" w:asciiTheme="minorHAnsi" w:hAnsiTheme="minorHAnsi" w:cstheme="minorBidi"/>
           <w:b w:val="0"/>
@@ -563,95 +764,60 @@
           <w:u w:val="none"/>
           <w:lang w:val="en-US" w:eastAsia="zh-CN" w:bidi="ar-SA"/>
         </w:rPr>
-      </w:pPr>
-      <w:r>
-        <w:rPr>
-          <w:rFonts w:eastAsia="宋体" w:asciiTheme="minorHAnsi" w:hAnsiTheme="minorHAnsi" w:cstheme="minorBidi"/>
-          <w:b w:val="0"/>
-          <w:i w:val="0"/>
-          <w:strike w:val="0"/>
-          <w:color w:val="auto"/>
-          <w:kern w:val="2"/>
-          <w:sz w:val="24"/>
-          <w:szCs w:val="24"/>
-          <w:u w:val="none"/>
-          <w:lang w:val="en-US" w:eastAsia="zh-CN" w:bidi="ar-SA"/>
-        </w:rPr>
-        <w:t>职业流行病学与累积暴露 (Occupational Epidemiology &amp; Cumulative Exposure)</w:t>
-      </w:r>
-      <w:r>
-        <w:rPr>
-          <w:rFonts w:hint="eastAsia" w:eastAsia="宋体" w:asciiTheme="minorHAnsi" w:hAnsiTheme="minorHAnsi" w:cstheme="minorBidi"/>
-          <w:b w:val="0"/>
-          <w:i w:val="0"/>
-          <w:strike w:val="0"/>
-          <w:color w:val="auto"/>
-          <w:kern w:val="2"/>
-          <w:sz w:val="24"/>
-          <w:szCs w:val="24"/>
-          <w:u w:val="none"/>
-          <w:lang w:val="en-US" w:eastAsia="zh-CN" w:bidi="ar-SA"/>
-        </w:rPr>
         <w:t>：采用职业流行病学的队列研究思维，将26年视为一个暴露周期。分析“强迫体位”的强度 × 持续时间产生的累积暴露量。本案例中为什么颈椎病是“最近一年”才出现的，可能是由于临界点效应（Tipping Point Effect）。要进一步分析：是他近期因年龄增加导致的生物耐受力下降，还是近期（如毕业季频率增加）的暴露强度增加，导致累积的颈椎损伤终于冲破了代偿临界点，表现出临床症状？</w:t>
       </w:r>
     </w:p>
     <w:p>
       <w:pPr>
-        <w:widowControl w:val="0"/>
+        <w:keepNext w:val="0"/>
+        <w:keepLines w:val="0"/>
+        <w:pageBreakBefore w:val="0"/>
+        <w:widowControl w:val="0"/>
+        <w:kinsoku/>
+        <w:wordWrap/>
+        <w:overflowPunct/>
+        <w:topLinePunct w:val="0"/>
+        <w:autoSpaceDE/>
+        <w:autoSpaceDN/>
+        <w:bidi w:val="0"/>
+        <w:adjustRightInd/>
+        <w:snapToGrid/>
+        <w:spacing w:line="312" w:lineRule="auto"/>
         <w:ind w:leftChars="0" w:firstLine="480" w:firstLineChars="200"/>
         <w:jc w:val="both"/>
-        <w:rPr>
-          <w:rFonts w:eastAsia="宋体" w:asciiTheme="minorHAnsi" w:hAnsiTheme="minorHAnsi" w:cstheme="minorBidi"/>
-          <w:b w:val="0"/>
-          <w:i w:val="0"/>
-          <w:strike w:val="0"/>
-          <w:color w:val="auto"/>
-          <w:kern w:val="2"/>
-          <w:sz w:val="24"/>
-          <w:szCs w:val="24"/>
-          <w:u w:val="none"/>
-          <w:lang w:val="en-US" w:eastAsia="zh-CN" w:bidi="ar-SA"/>
-        </w:rPr>
-      </w:pPr>
-      <w:r>
-        <w:rPr>
-          <w:rFonts w:hint="eastAsia" w:eastAsia="宋体" w:asciiTheme="minorHAnsi" w:hAnsiTheme="minorHAnsi" w:cstheme="minorBidi"/>
-          <w:b w:val="0"/>
-          <w:i w:val="0"/>
-          <w:strike w:val="0"/>
-          <w:color w:val="auto"/>
-          <w:kern w:val="2"/>
-          <w:sz w:val="24"/>
-          <w:szCs w:val="24"/>
-          <w:u w:val="none"/>
-          <w:lang w:val="en-US" w:eastAsia="zh-CN" w:bidi="ar-SA"/>
-        </w:rPr>
-        <w:t xml:space="preserve">·  </w:t>
-      </w:r>
-    </w:p>
-    <w:p>
-      <w:pPr>
-        <w:widowControl w:val="0"/>
-        <w:ind w:leftChars="0" w:firstLine="480" w:firstLineChars="200"/>
-        <w:jc w:val="both"/>
-        <w:rPr>
-          <w:rFonts w:eastAsia="宋体" w:asciiTheme="minorHAnsi" w:hAnsiTheme="minorHAnsi" w:cstheme="minorBidi"/>
-          <w:b w:val="0"/>
-          <w:i w:val="0"/>
-          <w:strike w:val="0"/>
-          <w:color w:val="auto"/>
-          <w:kern w:val="2"/>
-          <w:sz w:val="24"/>
-          <w:szCs w:val="24"/>
-          <w:u w:val="none"/>
-          <w:lang w:val="en-US" w:eastAsia="zh-CN" w:bidi="ar-SA"/>
-        </w:rPr>
-      </w:pPr>
-    </w:p>
-    <w:p>
-      <w:pPr>
-        <w:widowControl w:val="0"/>
-        <w:jc w:val="both"/>
+        <w:textAlignment w:val="auto"/>
+        <w:rPr>
+          <w:rFonts w:eastAsia="宋体" w:asciiTheme="minorHAnsi" w:hAnsiTheme="minorHAnsi" w:cstheme="minorBidi"/>
+          <w:b w:val="0"/>
+          <w:i w:val="0"/>
+          <w:strike w:val="0"/>
+          <w:color w:val="auto"/>
+          <w:kern w:val="2"/>
+          <w:sz w:val="24"/>
+          <w:szCs w:val="24"/>
+          <w:u w:val="none"/>
+          <w:lang w:val="en-US" w:eastAsia="zh-CN" w:bidi="ar-SA"/>
+        </w:rPr>
+      </w:pPr>
+    </w:p>
+    <w:p>
+      <w:pPr>
+        <w:keepNext w:val="0"/>
+        <w:keepLines w:val="0"/>
+        <w:pageBreakBefore w:val="0"/>
+        <w:widowControl w:val="0"/>
+        <w:kinsoku/>
+        <w:wordWrap/>
+        <w:overflowPunct/>
+        <w:topLinePunct w:val="0"/>
+        <w:autoSpaceDE/>
+        <w:autoSpaceDN/>
+        <w:bidi w:val="0"/>
+        <w:adjustRightInd/>
+        <w:snapToGrid/>
+        <w:spacing w:line="312" w:lineRule="auto"/>
+        <w:jc w:val="both"/>
+        <w:textAlignment w:val="auto"/>
         <w:rPr>
           <w:rFonts w:eastAsia="宋体" w:asciiTheme="minorHAnsi" w:hAnsiTheme="minorHAnsi" w:cstheme="minorBidi"/>
           <w:b/>
@@ -675,8 +841,8 @@
           <w:strike w:val="0"/>
           <w:color w:val="auto"/>
           <w:kern w:val="2"/>
-          <w:sz w:val="28"/>
-          <w:szCs w:val="28"/>
+          <w:sz w:val="24"/>
+          <w:szCs w:val="24"/>
           <w:u w:val="none"/>
           <w:lang w:val="en-US" w:eastAsia="zh-CN" w:bidi="ar-SA"/>
         </w:rPr>
@@ -691,8 +857,8 @@
           <w:strike w:val="0"/>
           <w:color w:val="auto"/>
           <w:kern w:val="2"/>
-          <w:sz w:val="28"/>
-          <w:szCs w:val="28"/>
+          <w:sz w:val="24"/>
+          <w:szCs w:val="24"/>
           <w:u w:val="none"/>
           <w:lang w:val="en-US" w:eastAsia="zh-CN" w:bidi="ar-SA"/>
         </w:rPr>
@@ -707,8 +873,8 @@
           <w:strike w:val="0"/>
           <w:color w:val="auto"/>
           <w:kern w:val="2"/>
-          <w:sz w:val="28"/>
-          <w:szCs w:val="28"/>
+          <w:sz w:val="24"/>
+          <w:szCs w:val="24"/>
           <w:u w:val="none"/>
           <w:lang w:val="en-US" w:eastAsia="zh-CN" w:bidi="ar-SA"/>
         </w:rPr>
@@ -723,8 +889,8 @@
           <w:strike w:val="0"/>
           <w:color w:val="auto"/>
           <w:kern w:val="2"/>
-          <w:sz w:val="28"/>
-          <w:szCs w:val="28"/>
+          <w:sz w:val="24"/>
+          <w:szCs w:val="24"/>
           <w:u w:val="none"/>
           <w:lang w:val="en-US" w:eastAsia="zh-CN" w:bidi="ar-SA"/>
         </w:rPr>
@@ -733,9 +899,23 @@
     </w:p>
     <w:p>
       <w:pPr>
-        <w:widowControl w:val="0"/>
+        <w:keepNext w:val="0"/>
+        <w:keepLines w:val="0"/>
+        <w:pageBreakBefore w:val="0"/>
+        <w:widowControl w:val="0"/>
+        <w:kinsoku/>
+        <w:wordWrap/>
+        <w:overflowPunct/>
+        <w:topLinePunct w:val="0"/>
+        <w:autoSpaceDE/>
+        <w:autoSpaceDN/>
+        <w:bidi w:val="0"/>
+        <w:adjustRightInd/>
+        <w:snapToGrid/>
+        <w:spacing w:line="312" w:lineRule="auto"/>
         <w:ind w:leftChars="0" w:firstLine="480" w:firstLineChars="200"/>
         <w:jc w:val="both"/>
+        <w:textAlignment w:val="auto"/>
         <w:rPr>
           <w:rFonts w:eastAsia="宋体" w:asciiTheme="minorHAnsi" w:hAnsiTheme="minorHAnsi" w:cstheme="minorBidi"/>
           <w:b w:val="0"/>
@@ -827,9 +1007,23 @@
     </w:p>
     <w:p>
       <w:pPr>
-        <w:widowControl w:val="0"/>
+        <w:keepNext w:val="0"/>
+        <w:keepLines w:val="0"/>
+        <w:pageBreakBefore w:val="0"/>
+        <w:widowControl w:val="0"/>
+        <w:kinsoku/>
+        <w:wordWrap/>
+        <w:overflowPunct/>
+        <w:topLinePunct w:val="0"/>
+        <w:autoSpaceDE/>
+        <w:autoSpaceDN/>
+        <w:bidi w:val="0"/>
+        <w:adjustRightInd/>
+        <w:snapToGrid/>
+        <w:spacing w:line="312" w:lineRule="auto"/>
         <w:ind w:leftChars="0" w:firstLine="480" w:firstLineChars="200"/>
         <w:jc w:val="both"/>
+        <w:textAlignment w:val="auto"/>
         <w:rPr>
           <w:rFonts w:eastAsia="宋体" w:asciiTheme="minorHAnsi" w:hAnsiTheme="minorHAnsi" w:cstheme="minorBidi"/>
           <w:b w:val="0"/>
@@ -861,9 +1055,23 @@
     </w:p>
     <w:p>
       <w:pPr>
-        <w:widowControl w:val="0"/>
+        <w:keepNext w:val="0"/>
+        <w:keepLines w:val="0"/>
+        <w:pageBreakBefore w:val="0"/>
+        <w:widowControl w:val="0"/>
+        <w:kinsoku/>
+        <w:wordWrap/>
+        <w:overflowPunct/>
+        <w:topLinePunct w:val="0"/>
+        <w:autoSpaceDE/>
+        <w:autoSpaceDN/>
+        <w:bidi w:val="0"/>
+        <w:adjustRightInd/>
+        <w:snapToGrid/>
+        <w:spacing w:line="312" w:lineRule="auto"/>
         <w:ind w:leftChars="0" w:firstLine="480" w:firstLineChars="200"/>
         <w:jc w:val="both"/>
+        <w:textAlignment w:val="auto"/>
         <w:rPr>
           <w:rFonts w:eastAsia="宋体" w:asciiTheme="minorHAnsi" w:hAnsiTheme="minorHAnsi" w:cstheme="minorBidi"/>
           <w:b w:val="0"/>
@@ -1015,27 +1223,55 @@
     </w:p>
     <w:p>
       <w:pPr>
-        <w:widowControl w:val="0"/>
+        <w:keepNext w:val="0"/>
+        <w:keepLines w:val="0"/>
+        <w:pageBreakBefore w:val="0"/>
+        <w:widowControl w:val="0"/>
+        <w:kinsoku/>
+        <w:wordWrap/>
+        <w:overflowPunct/>
+        <w:topLinePunct w:val="0"/>
+        <w:autoSpaceDE/>
+        <w:autoSpaceDN/>
+        <w:bidi w:val="0"/>
+        <w:adjustRightInd/>
+        <w:snapToGrid/>
+        <w:spacing w:line="312" w:lineRule="auto"/>
         <w:ind w:leftChars="0" w:firstLine="480" w:firstLineChars="200"/>
         <w:jc w:val="both"/>
-        <w:rPr>
-          <w:rFonts w:eastAsia="宋体" w:asciiTheme="minorHAnsi" w:hAnsiTheme="minorHAnsi" w:cstheme="minorBidi"/>
-          <w:b w:val="0"/>
-          <w:i w:val="0"/>
-          <w:strike w:val="0"/>
-          <w:color w:val="auto"/>
-          <w:kern w:val="2"/>
-          <w:sz w:val="24"/>
-          <w:szCs w:val="24"/>
-          <w:u w:val="none"/>
-          <w:lang w:val="en-US" w:eastAsia="zh-CN" w:bidi="ar-SA"/>
-        </w:rPr>
-      </w:pPr>
-    </w:p>
-    <w:p>
-      <w:pPr>
-        <w:widowControl w:val="0"/>
-        <w:jc w:val="both"/>
+        <w:textAlignment w:val="auto"/>
+        <w:rPr>
+          <w:rFonts w:eastAsia="宋体" w:asciiTheme="minorHAnsi" w:hAnsiTheme="minorHAnsi" w:cstheme="minorBidi"/>
+          <w:b w:val="0"/>
+          <w:i w:val="0"/>
+          <w:strike w:val="0"/>
+          <w:color w:val="auto"/>
+          <w:kern w:val="2"/>
+          <w:sz w:val="24"/>
+          <w:szCs w:val="24"/>
+          <w:u w:val="none"/>
+          <w:lang w:val="en-US" w:eastAsia="zh-CN" w:bidi="ar-SA"/>
+        </w:rPr>
+      </w:pPr>
+    </w:p>
+    <w:p>
+      <w:pPr>
+        <w:keepNext w:val="0"/>
+        <w:keepLines w:val="0"/>
+        <w:pageBreakBefore w:val="0"/>
+        <w:widowControl w:val="0"/>
+        <w:kinsoku/>
+        <w:wordWrap/>
+        <w:overflowPunct/>
+        <w:topLinePunct w:val="0"/>
+        <w:autoSpaceDE/>
+        <w:autoSpaceDN/>
+        <w:bidi w:val="0"/>
+        <w:adjustRightInd/>
+        <w:snapToGrid/>
+        <w:spacing w:line="312" w:lineRule="auto"/>
+        <w:jc w:val="both"/>
+        <w:textAlignment w:val="auto"/>
         <w:rPr>
           <w:rFonts w:eastAsia="宋体" w:asciiTheme="minorHAnsi" w:hAnsiTheme="minorHAnsi" w:cstheme="minorBidi"/>
           <w:b/>
@@ -1059,8 +1295,8 @@
           <w:strike w:val="0"/>
           <w:color w:val="auto"/>
           <w:kern w:val="2"/>
-          <w:sz w:val="28"/>
-          <w:szCs w:val="28"/>
+          <w:sz w:val="24"/>
+          <w:szCs w:val="24"/>
           <w:u w:val="none"/>
           <w:lang w:val="en-US" w:eastAsia="zh-CN" w:bidi="ar-SA"/>
         </w:rPr>
@@ -1075,8 +1311,8 @@
           <w:strike w:val="0"/>
           <w:color w:val="auto"/>
           <w:kern w:val="2"/>
-          <w:sz w:val="28"/>
-          <w:szCs w:val="28"/>
+          <w:sz w:val="24"/>
+          <w:szCs w:val="24"/>
           <w:u w:val="none"/>
           <w:lang w:val="en-US" w:eastAsia="zh-CN" w:bidi="ar-SA"/>
         </w:rPr>
@@ -1085,9 +1321,23 @@
     </w:p>
     <w:p>
       <w:pPr>
-        <w:widowControl w:val="0"/>
+        <w:keepNext w:val="0"/>
+        <w:keepLines w:val="0"/>
+        <w:pageBreakBefore w:val="0"/>
+        <w:widowControl w:val="0"/>
+        <w:kinsoku/>
+        <w:wordWrap/>
+        <w:overflowPunct/>
+        <w:topLinePunct w:val="0"/>
+        <w:autoSpaceDE/>
+        <w:autoSpaceDN/>
+        <w:bidi w:val="0"/>
+        <w:adjustRightInd/>
+        <w:snapToGrid/>
+        <w:spacing w:line="312" w:lineRule="auto"/>
         <w:ind w:leftChars="0" w:firstLine="480" w:firstLineChars="200"/>
         <w:jc w:val="both"/>
+        <w:textAlignment w:val="auto"/>
         <w:rPr>
           <w:rFonts w:eastAsia="宋体" w:asciiTheme="minorHAnsi" w:hAnsiTheme="minorHAnsi" w:cstheme="minorBidi"/>
           <w:b w:val="0"/>
@@ -1119,9 +1369,23 @@
     </w:p>
     <w:p>
       <w:pPr>
-        <w:widowControl w:val="0"/>
+        <w:keepNext w:val="0"/>
+        <w:keepLines w:val="0"/>
+        <w:pageBreakBefore w:val="0"/>
+        <w:widowControl w:val="0"/>
+        <w:kinsoku/>
+        <w:wordWrap/>
+        <w:overflowPunct/>
+        <w:topLinePunct w:val="0"/>
+        <w:autoSpaceDE/>
+        <w:autoSpaceDN/>
+        <w:bidi w:val="0"/>
+        <w:adjustRightInd/>
+        <w:snapToGrid/>
+        <w:spacing w:line="312" w:lineRule="auto"/>
         <w:ind w:leftChars="0" w:firstLine="480" w:firstLineChars="200"/>
         <w:jc w:val="both"/>
+        <w:textAlignment w:val="auto"/>
         <w:rPr>
           <w:rFonts w:eastAsia="宋体" w:asciiTheme="minorHAnsi" w:hAnsiTheme="minorHAnsi" w:cstheme="minorBidi"/>
           <w:b w:val="0"/>
@@ -1153,9 +1417,23 @@
     </w:p>
     <w:p>
       <w:pPr>
-        <w:widowControl w:val="0"/>
+        <w:keepNext w:val="0"/>
+        <w:keepLines w:val="0"/>
+        <w:pageBreakBefore w:val="0"/>
+        <w:widowControl w:val="0"/>
+        <w:kinsoku/>
+        <w:wordWrap/>
+        <w:overflowPunct/>
+        <w:topLinePunct w:val="0"/>
+        <w:autoSpaceDE/>
+        <w:autoSpaceDN/>
+        <w:bidi w:val="0"/>
+        <w:adjustRightInd/>
+        <w:snapToGrid/>
+        <w:spacing w:line="312" w:lineRule="auto"/>
         <w:ind w:leftChars="0" w:firstLine="480" w:firstLineChars="200"/>
         <w:jc w:val="both"/>
+        <w:textAlignment w:val="auto"/>
         <w:rPr>
           <w:rFonts w:eastAsia="宋体" w:asciiTheme="minorHAnsi" w:hAnsiTheme="minorHAnsi" w:cstheme="minorBidi"/>
           <w:b w:val="0"/>
@@ -1187,9 +1465,23 @@
     </w:p>
     <w:p>
       <w:pPr>
-        <w:widowControl w:val="0"/>
+        <w:keepNext w:val="0"/>
+        <w:keepLines w:val="0"/>
+        <w:pageBreakBefore w:val="0"/>
+        <w:widowControl w:val="0"/>
+        <w:kinsoku/>
+        <w:wordWrap/>
+        <w:overflowPunct/>
+        <w:topLinePunct w:val="0"/>
+        <w:autoSpaceDE/>
+        <w:autoSpaceDN/>
+        <w:bidi w:val="0"/>
+        <w:adjustRightInd/>
+        <w:snapToGrid/>
+        <w:spacing w:line="312" w:lineRule="auto"/>
         <w:ind w:leftChars="0" w:firstLine="480" w:firstLineChars="200"/>
         <w:jc w:val="both"/>
+        <w:textAlignment w:val="auto"/>
         <w:rPr>
           <w:rFonts w:eastAsia="宋体" w:asciiTheme="minorHAnsi" w:hAnsiTheme="minorHAnsi" w:cstheme="minorBidi"/>
           <w:b w:val="0"/>
@@ -1221,9 +1513,23 @@
     </w:p>
     <w:p>
       <w:pPr>
-        <w:widowControl w:val="0"/>
+        <w:keepNext w:val="0"/>
+        <w:keepLines w:val="0"/>
+        <w:pageBreakBefore w:val="0"/>
+        <w:widowControl w:val="0"/>
+        <w:kinsoku/>
+        <w:wordWrap/>
+        <w:overflowPunct/>
+        <w:topLinePunct w:val="0"/>
+        <w:autoSpaceDE/>
+        <w:autoSpaceDN/>
+        <w:bidi w:val="0"/>
+        <w:adjustRightInd/>
+        <w:snapToGrid/>
+        <w:spacing w:line="312" w:lineRule="auto"/>
         <w:ind w:leftChars="0" w:firstLine="480" w:firstLineChars="200"/>
         <w:jc w:val="both"/>
+        <w:textAlignment w:val="auto"/>
         <w:rPr>
           <w:rFonts w:hint="eastAsia" w:eastAsia="宋体" w:asciiTheme="minorHAnsi" w:hAnsiTheme="minorHAnsi" w:cstheme="minorBidi"/>
           <w:b w:val="0"/>
@@ -1255,9 +1561,23 @@
     </w:p>
     <w:p>
       <w:pPr>
-        <w:widowControl w:val="0"/>
+        <w:keepNext w:val="0"/>
+        <w:keepLines w:val="0"/>
+        <w:pageBreakBefore w:val="0"/>
+        <w:widowControl w:val="0"/>
+        <w:kinsoku/>
+        <w:wordWrap/>
+        <w:overflowPunct/>
+        <w:topLinePunct w:val="0"/>
+        <w:autoSpaceDE/>
+        <w:autoSpaceDN/>
+        <w:bidi w:val="0"/>
+        <w:adjustRightInd/>
+        <w:snapToGrid/>
+        <w:spacing w:line="312" w:lineRule="auto"/>
         <w:ind w:leftChars="0" w:firstLine="480" w:firstLineChars="200"/>
         <w:jc w:val="both"/>
+        <w:textAlignment w:val="auto"/>
         <w:rPr>
           <w:rFonts w:hint="default" w:eastAsia="宋体" w:asciiTheme="minorHAnsi" w:hAnsiTheme="minorHAnsi" w:cstheme="minorBidi"/>
           <w:b w:val="0"/>
@@ -1274,31 +1594,59 @@
     </w:p>
     <w:p>
       <w:pPr>
-        <w:widowControl w:val="0"/>
+        <w:keepNext w:val="0"/>
+        <w:keepLines w:val="0"/>
+        <w:pageBreakBefore w:val="0"/>
+        <w:widowControl w:val="0"/>
+        <w:kinsoku/>
+        <w:wordWrap/>
+        <w:overflowPunct/>
+        <w:topLinePunct w:val="0"/>
+        <w:autoSpaceDE/>
+        <w:autoSpaceDN/>
+        <w:bidi w:val="0"/>
+        <w:adjustRightInd/>
+        <w:snapToGrid/>
+        <w:spacing w:line="312" w:lineRule="auto"/>
         <w:ind w:leftChars="0" w:firstLine="480" w:firstLineChars="200"/>
         <w:jc w:val="both"/>
-        <w:rPr>
-          <w:rFonts w:eastAsia="宋体" w:asciiTheme="minorHAnsi" w:hAnsiTheme="minorHAnsi" w:cstheme="minorBidi"/>
-          <w:b w:val="0"/>
-          <w:i w:val="0"/>
-          <w:strike w:val="0"/>
-          <w:color w:val="auto"/>
-          <w:kern w:val="2"/>
-          <w:sz w:val="24"/>
-          <w:szCs w:val="24"/>
-          <w:u w:val="none"/>
-          <w:lang w:val="en-US" w:eastAsia="zh-CN" w:bidi="ar-SA"/>
-        </w:rPr>
-      </w:pPr>
-    </w:p>
-    <w:p>
-      <w:pPr>
+        <w:textAlignment w:val="auto"/>
+        <w:rPr>
+          <w:rFonts w:eastAsia="宋体" w:asciiTheme="minorHAnsi" w:hAnsiTheme="minorHAnsi" w:cstheme="minorBidi"/>
+          <w:b w:val="0"/>
+          <w:i w:val="0"/>
+          <w:strike w:val="0"/>
+          <w:color w:val="auto"/>
+          <w:kern w:val="2"/>
+          <w:sz w:val="24"/>
+          <w:szCs w:val="24"/>
+          <w:u w:val="none"/>
+          <w:lang w:val="en-US" w:eastAsia="zh-CN" w:bidi="ar-SA"/>
+        </w:rPr>
+      </w:pPr>
+    </w:p>
+    <w:p>
+      <w:pPr>
+        <w:keepNext w:val="0"/>
+        <w:keepLines w:val="0"/>
+        <w:pageBreakBefore w:val="0"/>
         <w:widowControl w:val="0"/>
         <w:numPr>
           <w:ilvl w:val="0"/>
           <w:numId w:val="0"/>
         </w:numPr>
-        <w:jc w:val="both"/>
+        <w:kinsoku/>
+        <w:wordWrap/>
+        <w:overflowPunct/>
+        <w:topLinePunct w:val="0"/>
+        <w:autoSpaceDE/>
+        <w:autoSpaceDN/>
+        <w:bidi w:val="0"/>
+        <w:adjustRightInd/>
+        <w:snapToGrid/>
+        <w:spacing w:line="312" w:lineRule="auto"/>
+        <w:jc w:val="both"/>
+        <w:textAlignment w:val="auto"/>
         <w:rPr>
           <w:rFonts w:eastAsia="宋体" w:asciiTheme="minorHAnsi" w:hAnsiTheme="minorHAnsi" w:cstheme="minorBidi"/>
           <w:b w:val="0"/>
@@ -1321,8 +1669,8 @@
           <w:strike w:val="0"/>
           <w:color w:val="auto"/>
           <w:kern w:val="2"/>
-          <w:sz w:val="28"/>
-          <w:szCs w:val="28"/>
+          <w:sz w:val="24"/>
+          <w:szCs w:val="24"/>
           <w:lang w:val="en-US" w:eastAsia="zh-CN" w:bidi="ar-SA"/>
         </w:rPr>
         <w:t>4.</w:t>
@@ -1336,8 +1684,8 @@
           <w:strike w:val="0"/>
           <w:color w:val="auto"/>
           <w:kern w:val="2"/>
-          <w:sz w:val="28"/>
-          <w:szCs w:val="28"/>
+          <w:sz w:val="24"/>
+          <w:szCs w:val="24"/>
           <w:lang w:val="en-US" w:eastAsia="zh-CN" w:bidi="ar-SA"/>
         </w:rPr>
         <w:t xml:space="preserve"> </w:t>
@@ -1351,8 +1699,8 @@
           <w:strike w:val="0"/>
           <w:color w:val="auto"/>
           <w:kern w:val="2"/>
-          <w:sz w:val="28"/>
-          <w:szCs w:val="28"/>
+          <w:sz w:val="24"/>
+          <w:szCs w:val="24"/>
           <w:u w:val="none"/>
           <w:lang w:val="en-US" w:eastAsia="zh-CN" w:bidi="ar-SA"/>
         </w:rPr>
@@ -1361,9 +1709,23 @@
     </w:p>
     <w:p>
       <w:pPr>
-        <w:widowControl w:val="0"/>
+        <w:keepNext w:val="0"/>
+        <w:keepLines w:val="0"/>
+        <w:pageBreakBefore w:val="0"/>
+        <w:widowControl w:val="0"/>
+        <w:kinsoku/>
+        <w:wordWrap/>
+        <w:overflowPunct/>
+        <w:topLinePunct w:val="0"/>
+        <w:autoSpaceDE/>
+        <w:autoSpaceDN/>
+        <w:bidi w:val="0"/>
+        <w:adjustRightInd/>
+        <w:snapToGrid/>
+        <w:spacing w:line="312" w:lineRule="auto"/>
         <w:ind w:firstLine="480" w:firstLineChars="200"/>
         <w:jc w:val="both"/>
+        <w:textAlignment w:val="auto"/>
         <w:rPr>
           <w:rFonts w:eastAsia="宋体" w:asciiTheme="minorHAnsi" w:hAnsiTheme="minorHAnsi" w:cstheme="minorBidi"/>
           <w:b w:val="0"/>
@@ -1395,9 +1757,23 @@
     </w:p>
     <w:p>
       <w:pPr>
-        <w:widowControl w:val="0"/>
+        <w:keepNext w:val="0"/>
+        <w:keepLines w:val="0"/>
+        <w:pageBreakBefore w:val="0"/>
+        <w:widowControl w:val="0"/>
+        <w:kinsoku/>
+        <w:wordWrap/>
+        <w:overflowPunct/>
+        <w:topLinePunct w:val="0"/>
+        <w:autoSpaceDE/>
+        <w:autoSpaceDN/>
+        <w:bidi w:val="0"/>
+        <w:adjustRightInd/>
+        <w:snapToGrid/>
+        <w:spacing w:line="312" w:lineRule="auto"/>
         <w:ind w:firstLine="480" w:firstLineChars="200"/>
         <w:jc w:val="both"/>
+        <w:textAlignment w:val="auto"/>
         <w:rPr>
           <w:rFonts w:eastAsia="宋体" w:asciiTheme="minorHAnsi" w:hAnsiTheme="minorHAnsi" w:cstheme="minorBidi"/>
           <w:b w:val="0"/>
@@ -1429,9 +1805,23 @@
     </w:p>
     <w:p>
       <w:pPr>
-        <w:widowControl w:val="0"/>
+        <w:keepNext w:val="0"/>
+        <w:keepLines w:val="0"/>
+        <w:pageBreakBefore w:val="0"/>
+        <w:widowControl w:val="0"/>
+        <w:kinsoku/>
+        <w:wordWrap/>
+        <w:overflowPunct/>
+        <w:topLinePunct w:val="0"/>
+        <w:autoSpaceDE/>
+        <w:autoSpaceDN/>
+        <w:bidi w:val="0"/>
+        <w:adjustRightInd/>
+        <w:snapToGrid/>
+        <w:spacing w:line="312" w:lineRule="auto"/>
         <w:ind w:firstLine="480" w:firstLineChars="200"/>
         <w:jc w:val="both"/>
+        <w:textAlignment w:val="auto"/>
         <w:rPr>
           <w:rFonts w:eastAsia="宋体" w:asciiTheme="minorHAnsi" w:hAnsiTheme="minorHAnsi" w:cstheme="minorBidi"/>
           <w:b w:val="0"/>
@@ -1463,85 +1853,28 @@
     </w:p>
     <w:p>
       <w:pPr>
-        <w:widowControl w:val="0"/>
-        <w:jc w:val="both"/>
-        <w:rPr>
-          <w:rFonts w:eastAsia="宋体" w:asciiTheme="minorHAnsi" w:hAnsiTheme="minorHAnsi" w:cstheme="minorBidi"/>
-          <w:b w:val="0"/>
-          <w:i w:val="0"/>
-          <w:strike w:val="0"/>
-          <w:color w:val="auto"/>
-          <w:kern w:val="2"/>
-          <w:sz w:val="24"/>
-          <w:szCs w:val="24"/>
-          <w:u w:val="none"/>
-          <w:lang w:val="en-US" w:eastAsia="zh-CN" w:bidi="ar-SA"/>
-        </w:rPr>
-      </w:pPr>
-    </w:p>
-    <w:p>
-      <w:pPr>
-        <w:widowControl w:val="0"/>
-        <w:jc w:val="both"/>
-        <w:rPr>
-          <w:rFonts w:eastAsia="宋体" w:asciiTheme="minorHAnsi" w:hAnsiTheme="minorHAnsi" w:cstheme="minorBidi"/>
-          <w:b w:val="0"/>
-          <w:i w:val="0"/>
-          <w:strike w:val="0"/>
-          <w:color w:val="auto"/>
-          <w:kern w:val="2"/>
-          <w:sz w:val="24"/>
-          <w:szCs w:val="24"/>
-          <w:u w:val="none"/>
-          <w:lang w:val="en-US" w:eastAsia="zh-CN" w:bidi="ar-SA"/>
-        </w:rPr>
-      </w:pPr>
-    </w:p>
-    <w:p>
-      <w:r>
-        <w:rPr/>
-        <w:drawing>
-          <wp:inline distT="0" distB="0" distL="114300" distR="114300">
-            <wp:extent cx="5266690" cy="7900670"/>
-            <wp:effectExtent l="0" t="0" r="6350" b="8890"/>
-            <wp:docPr id="1" name="图片 1"/>
-            <wp:cNvGraphicFramePr>
-              <a:graphicFrameLocks xmlns:a="http://schemas.openxmlformats.org/drawingml/2006/main" noChangeAspect="1"/>
-            </wp:cNvGraphicFramePr>
-            <a:graphic xmlns:a="http://schemas.openxmlformats.org/drawingml/2006/main">
-              <a:graphicData uri="http://schemas.openxmlformats.org/drawingml/2006/picture">
-                <pic:pic xmlns:pic="http://schemas.openxmlformats.org/drawingml/2006/picture">
-                  <pic:nvPicPr>
-                    <pic:cNvPr id="1" name="图片 1"/>
-                    <pic:cNvPicPr>
-                      <a:picLocks noChangeAspect="1"/>
-                    </pic:cNvPicPr>
-                  </pic:nvPicPr>
-                  <pic:blipFill>
-                    <a:blip r:embed="rId5"/>
-                    <a:stretch>
-                      <a:fillRect/>
-                    </a:stretch>
-                  </pic:blipFill>
-                  <pic:spPr>
-                    <a:xfrm>
-                      <a:off x="0" y="0"/>
-                      <a:ext cx="5266690" cy="7900670"/>
-                    </a:xfrm>
-                    <a:prstGeom prst="rect">
-                      <a:avLst/>
-                    </a:prstGeom>
-                    <a:noFill/>
-                    <a:ln>
-                      <a:noFill/>
-                    </a:ln>
-                  </pic:spPr>
-                </pic:pic>
-              </a:graphicData>
-            </a:graphic>
-          </wp:inline>
-        </w:drawing>
-      </w:r>
+        <w:keepNext w:val="0"/>
+        <w:keepLines w:val="0"/>
+        <w:pageBreakBefore w:val="0"/>
+        <w:widowControl w:val="0"/>
+        <w:kinsoku/>
+        <w:wordWrap/>
+        <w:overflowPunct/>
+        <w:topLinePunct w:val="0"/>
+        <w:autoSpaceDE/>
+        <w:autoSpaceDN/>
+        <w:bidi w:val="0"/>
+        <w:adjustRightInd/>
+        <w:snapToGrid/>
+        <w:spacing w:line="312" w:lineRule="auto"/>
+        <w:textAlignment w:val="auto"/>
+        <w:rPr>
+          <w:sz w:val="24"/>
+          <w:szCs w:val="24"/>
+        </w:rPr>
+      </w:pPr>
+      <w:bookmarkStart w:id="0" w:name="_GoBack"/>
+      <w:bookmarkEnd w:id="0"/>
     </w:p>
     <w:sectPr>
       <w:headerReference r:id="rId3" w:type="default"/>
@@ -1631,8 +1964,8 @@
     <w:lsdException w:unhideWhenUsed="0" w:uiPriority="0" w:semiHidden="0" w:name="Normal Indent"/>
     <w:lsdException w:unhideWhenUsed="0" w:uiPriority="0" w:semiHidden="0" w:name="footnote text"/>
     <w:lsdException w:unhideWhenUsed="0" w:uiPriority="0" w:semiHidden="0" w:name="annotation text"/>
-    <w:lsdException w:unhideWhenUsed="0" w:uiPriority="0" w:semiHidden="0" w:name="header"/>
-    <w:lsdException w:unhideWhenUsed="0" w:uiPriority="0" w:semiHidden="0" w:name="footer"/>
+    <w:lsdException w:qFormat="1" w:unhideWhenUsed="0" w:uiPriority="0" w:semiHidden="0" w:name="header"/>
+    <w:lsdException w:qFormat="1" w:unhideWhenUsed="0" w:uiPriority="0" w:semiHidden="0" w:name="footer"/>
     <w:lsdException w:unhideWhenUsed="0" w:uiPriority="0" w:semiHidden="0" w:name="index heading"/>
     <w:lsdException w:qFormat="1" w:uiPriority="0" w:name="caption"/>
     <w:lsdException w:unhideWhenUsed="0" w:uiPriority="0" w:semiHidden="0" w:name="table of figures"/>
@@ -1932,6 +2265,7 @@
   <w:style w:type="paragraph" w:styleId="4">
     <w:name w:val="footer"/>
     <w:basedOn w:val="1"/>
+    <w:qFormat/>
     <w:uiPriority w:val="0"/>
     <w:pPr>
       <w:tabs>
@@ -1948,6 +2282,7 @@
   <w:style w:type="paragraph" w:styleId="5">
     <w:name w:val="header"/>
     <w:basedOn w:val="1"/>
+    <w:qFormat/>
     <w:uiPriority w:val="0"/>
     <w:pPr>
       <w:pBdr>
